--- a/owin-quote-tool/src/assets/templates/Template_Bao_Gia.docx
+++ b/owin-quote-tool/src/assets/templates/Template_Bao_Gia.docx
@@ -27,6 +27,17 @@
     <w:p>
       <w:r>
         <w:t>SĐT: {sdt}    Email: {email}</w:t>
+      </w:r>
+    </w:p>
+    <w:p>
+      <w:pPr>
+        <w:jc w:val="right"/>
+      </w:pPr>
+      <w:r>
+        <w:rPr>
+          <w:i/>
+        </w:rPr>
+        <w:t>Ngày {ngay} tháng {thang} năm {nam}</w:t>
       </w:r>
     </w:p>
     <w:p/>
@@ -369,6 +380,14 @@
         <w:jc w:val="right"/>
       </w:pPr>
       <w:r>
+        <w:t>Làm tròn: {lam_tron}</w:t>
+      </w:r>
+    </w:p>
+    <w:p>
+      <w:pPr>
+        <w:jc w:val="right"/>
+      </w:pPr>
+      <w:r>
         <w:t>Tạm ứng: {tam_ung}</w:t>
       </w:r>
     </w:p>
@@ -380,7 +399,7 @@
         <w:rPr>
           <w:b/>
         </w:rPr>
-        <w:t>Còn lại: {con_lai}</w:t>
+        <w:t>Cần thanh toán: {can_thanh_toan}</w:t>
       </w:r>
     </w:p>
     <w:sectPr>
